--- a/WD/WORD FILES/D26DCE173-Practical-11.docx
+++ b/WD/WORD FILES/D26DCE173-Practical-11.docx
@@ -2125,24 +2125,7 @@
         <w:ind w:right="354"/>
       </w:pPr>
       <w:r>
-        <w:rPr>
-          <w:color w:val="333333"/>
-        </w:rPr>
-        <w:t>The focused 'Student Registry Details' inspection dialog displaying comprehensive metadata for student 'Roshan Student' (Code: STU-032). The modal presents the student badge ('RS'), institutional roll number ('26CE226'), academic email (</w:t>
-      </w:r>
-      <w:hyperlink r:id="rId8">
-        <w:r>
-          <w:rPr>
-            <w:color w:val="333333"/>
-          </w:rPr>
-          <w:t>'roshan11@gmail.com'</w:t>
-        </w:r>
-      </w:hyperlink>
-      <w:r>
-        <w:rPr>
-          <w:color w:val="333333"/>
-        </w:rPr>
-        <w:t>), department ('Computer Engineering'), semester ('Semester 1'), phone number ('1122244444'), exact registration timestamp ('2026-10-17 19:13:08'), and academic bio notes.</w:t>
+        <w:t>The focused 'Student Registry Details' inspection dialog displaying comprehensive metadata for student 'Smit Popat' (Code: D26DCE173). The modal presents the student badge ('RS'), institutional roll number ('D26DCE173'), academic email ('smit.popat@charusat.edu.in'), department ('Computer Engineering'), semester ('Semester 1'), phone number ('1122244444'), exact registration timestamp ('2026-10-17 19:13:08'), and academic bio notes.</w:t>
       </w:r>
     </w:p>
     <w:p>
@@ -4003,9 +3986,6 @@
         <w:ind w:right="354"/>
       </w:pPr>
       <w:r>
-        <w:rPr>
-          <w:color w:val="333333"/>
-        </w:rPr>
         <w:t>System confirmation alert rendered following confirmed record removal: 'Student record #STU-030 (abc Student) permanently removed from registry.', letting the administrator know that the database DELETE query succeeded and the row was expunged.</w:t>
       </w:r>
     </w:p>
@@ -4194,49 +4174,7 @@
         <w:ind w:right="359"/>
       </w:pPr>
       <w:r>
-        <w:rPr>
-          <w:color w:val="333333"/>
-        </w:rPr>
-        <w:t>phpMyAdmin database browse view of</w:t>
-      </w:r>
-      <w:r>
-        <w:rPr>
-          <w:color w:val="333333"/>
-          <w:spacing w:val="-1"/>
-        </w:rPr>
-        <w:t> </w:t>
-      </w:r>
-      <w:r>
-        <w:rPr>
-          <w:color w:val="333333"/>
-        </w:rPr>
-        <w:t>the 'students' table confirming that</w:t>
-      </w:r>
-      <w:r>
-        <w:rPr>
-          <w:color w:val="333333"/>
-          <w:spacing w:val="-1"/>
-        </w:rPr>
-        <w:t> </w:t>
-      </w:r>
-      <w:r>
-        <w:rPr>
-          <w:color w:val="333333"/>
-        </w:rPr>
-        <w:t>student</w:t>
-      </w:r>
-      <w:r>
-        <w:rPr>
-          <w:color w:val="333333"/>
-          <w:spacing w:val="-1"/>
-        </w:rPr>
-        <w:t> </w:t>
-      </w:r>
-      <w:r>
-        <w:rPr>
-          <w:color w:val="333333"/>
-        </w:rPr>
-        <w:t>record #30 ('abc Student') has been completely and permanently removed from the database table, proving proper referential integrity and deletion execution.</w:t>
+        <w:t>phpMyAdmin database browse view of the 'students' table confirming that student record #30 ('abc Student') has been completely and permanently removed from the database table, proving proper referential integrity and deletion execution.</w:t>
       </w:r>
     </w:p>
     <w:p>
@@ -4940,166 +4878,7 @@
         <w:ind w:right="354"/>
       </w:pPr>
       <w:r>
-        <w:rPr>
-          <w:color w:val="333333"/>
-        </w:rPr>
-        <w:t>The student registry filtered specifically by the 'Information Technology' department. The data view dynamically</w:t>
-      </w:r>
-      <w:r>
-        <w:rPr>
-          <w:color w:val="333333"/>
-          <w:spacing w:val="-2"/>
-        </w:rPr>
-        <w:t> </w:t>
-      </w:r>
-      <w:r>
-        <w:rPr>
-          <w:color w:val="333333"/>
-        </w:rPr>
-        <w:t>isolates</w:t>
-      </w:r>
-      <w:r>
-        <w:rPr>
-          <w:color w:val="333333"/>
-          <w:spacing w:val="-2"/>
-        </w:rPr>
-        <w:t> </w:t>
-      </w:r>
-      <w:r>
-        <w:rPr>
-          <w:color w:val="333333"/>
-        </w:rPr>
-        <w:t>IT</w:t>
-      </w:r>
-      <w:r>
-        <w:rPr>
-          <w:color w:val="333333"/>
-          <w:spacing w:val="-1"/>
-        </w:rPr>
-        <w:t> </w:t>
-      </w:r>
-      <w:r>
-        <w:rPr>
-          <w:color w:val="333333"/>
-        </w:rPr>
-        <w:t>students:</w:t>
-      </w:r>
-      <w:r>
-        <w:rPr>
-          <w:color w:val="333333"/>
-          <w:spacing w:val="-4"/>
-        </w:rPr>
-        <w:t> </w:t>
-      </w:r>
-      <w:r>
-        <w:rPr>
-          <w:color w:val="333333"/>
-        </w:rPr>
-        <w:t>'ved</w:t>
-      </w:r>
-      <w:r>
-        <w:rPr>
-          <w:color w:val="333333"/>
-          <w:spacing w:val="-2"/>
-        </w:rPr>
-        <w:t> </w:t>
-      </w:r>
-      <w:r>
-        <w:rPr>
-          <w:color w:val="333333"/>
-        </w:rPr>
-        <w:t>Student'</w:t>
-      </w:r>
-      <w:r>
-        <w:rPr>
-          <w:color w:val="333333"/>
-          <w:spacing w:val="-2"/>
-        </w:rPr>
-        <w:t> </w:t>
-      </w:r>
-      <w:r>
-        <w:rPr>
-          <w:color w:val="333333"/>
-        </w:rPr>
-        <w:t>(STU-033,</w:t>
-      </w:r>
-      <w:r>
-        <w:rPr>
-          <w:color w:val="333333"/>
-          <w:spacing w:val="-3"/>
-        </w:rPr>
-        <w:t> </w:t>
-      </w:r>
-      <w:r>
-        <w:rPr>
-          <w:color w:val="333333"/>
-        </w:rPr>
-        <w:t>26IT917)</w:t>
-      </w:r>
-      <w:r>
-        <w:rPr>
-          <w:color w:val="333333"/>
-          <w:spacing w:val="-3"/>
-        </w:rPr>
-        <w:t> </w:t>
-      </w:r>
-      <w:r>
-        <w:rPr>
-          <w:color w:val="333333"/>
-        </w:rPr>
-        <w:t>and</w:t>
-      </w:r>
-      <w:r>
-        <w:rPr>
-          <w:color w:val="333333"/>
-          <w:spacing w:val="-1"/>
-        </w:rPr>
-        <w:t> </w:t>
-      </w:r>
-      <w:r>
-        <w:rPr>
-          <w:color w:val="333333"/>
-        </w:rPr>
-        <w:t>'qwrwf</w:t>
-      </w:r>
-      <w:r>
-        <w:rPr>
-          <w:color w:val="333333"/>
-          <w:spacing w:val="-3"/>
-        </w:rPr>
-        <w:t> </w:t>
-      </w:r>
-      <w:r>
-        <w:rPr>
-          <w:color w:val="333333"/>
-        </w:rPr>
-        <w:t>Student'</w:t>
-      </w:r>
-      <w:r>
-        <w:rPr>
-          <w:color w:val="333333"/>
-          <w:spacing w:val="-2"/>
-        </w:rPr>
-        <w:t> </w:t>
-      </w:r>
-      <w:r>
-        <w:rPr>
-          <w:color w:val="333333"/>
-        </w:rPr>
-        <w:t>(STU-027,</w:t>
-      </w:r>
-      <w:r>
-        <w:rPr>
-          <w:color w:val="333333"/>
-          <w:spacing w:val="-3"/>
-        </w:rPr>
-        <w:t> </w:t>
-      </w:r>
-      <w:r>
-        <w:rPr>
-          <w:color w:val="333333"/>
-        </w:rPr>
-        <w:t>26IT341), demonstrating server-side SQL WHERE clause filtering with responsive count updates ('Showing 1–2 of 2 registered students').</w:t>
+        <w:t>The student registry filtered specifically by the 'Information Technology' department. The data view dynamically isolates IT students: 'Smit Popat' (D26DCE173, 26IT917) and 'qwrwf Student' (STU-027, 26IT341), demonstrating server-side SQL WHERE clause filtering with responsive count updates ('Showing 1–2 of 2 registered students').</w:t>
       </w:r>
     </w:p>
     <w:p>
@@ -5875,27 +5654,7 @@
         </w:rPr>
       </w:pPr>
       <w:r>
-        <w:rPr>
-          <w:b/>
-          <w:color w:val="333333"/>
-          <w:sz w:val="21"/>
-        </w:rPr>
-        <w:t>Defensive Confirmation Modal: </w:t>
-      </w:r>
-      <w:r>
-        <w:rPr>
-          <w:color w:val="333333"/>
-          <w:sz w:val="21"/>
-        </w:rPr>
-        <w:t>Clicking the trashcan delete icon does not trigger an immediate HTTP DELETE request. Instead, it captures the target student ID and opens a modal dialog displaying the student's name, unique identifier, and a clear warning indicating that all associated registrations will be </w:t>
-      </w:r>
-      <w:r>
-        <w:rPr>
-          <w:color w:val="333333"/>
-          <w:spacing w:val="-2"/>
-          <w:sz w:val="21"/>
-        </w:rPr>
-        <w:t>removed.</w:t>
+        <w:t>Defensive Confirmation Modal: Clicking the trashcan delete icon does not trigger an immediate HTTP DELETE request. Instead, it captures the target student ID and opens a modal dialog displaying the student's name, unique identifier, and a clear warning indicating that all associated registrations will be removed.</w:t>
       </w:r>
     </w:p>
     <w:p>
@@ -6048,63 +5807,8 @@
         <w:spacing w:before="175"/>
       </w:pPr>
       <w:r>
-        <w:rPr>
-          <w:color w:val="333333"/>
-          <w:spacing w:val="-2"/>
-        </w:rPr>
-        <w:t>GitHub</w:t>
-      </w:r>
-      <w:r>
-        <w:rPr>
-          <w:color w:val="333333"/>
-          <w:spacing w:val="16"/>
-        </w:rPr>
-        <w:t> </w:t>
-      </w:r>
-      <w:r>
-        <w:rPr>
-          <w:color w:val="333333"/>
-          <w:spacing w:val="-2"/>
-        </w:rPr>
-        <w:t>Repository</w:t>
-      </w:r>
-      <w:r>
-        <w:rPr>
-          <w:color w:val="333333"/>
-          <w:spacing w:val="14"/>
-        </w:rPr>
-        <w:t> </w:t>
-      </w:r>
-      <w:r>
-        <w:rPr>
-          <w:color w:val="333333"/>
-          <w:spacing w:val="-2"/>
-        </w:rPr>
-        <w:t>URL:</w:t>
-      </w:r>
-      <w:r>
-        <w:rPr>
-          <w:color w:val="333333"/>
-          <w:spacing w:val="17"/>
-        </w:rPr>
-        <w:t> </w:t>
-      </w:r>
-      <w:hyperlink r:id="rId26">
-        <w:r>
-          <w:rPr>
-            <w:color w:val="333333"/>
-            <w:spacing w:val="-2"/>
-          </w:rPr>
-          <w:t>https://github.com/ombhoi/Student-</w:t>
-        </w:r>
-        <w:r>
-          <w:rPr>
-            <w:color w:val="333333"/>
-            <w:spacing w:val="-5"/>
-          </w:rPr>
-          <w:t>Hub</w:t>
-        </w:r>
-      </w:hyperlink>
+        <w:t>GitHub Repository URL: https://github.com/smit-2406/studenthub-website</w:t>
+      </w:r>
     </w:p>
     <w:p>
       <w:pPr>

--- a/WD/WORD FILES/D26DCE173-Practical-11.docx
+++ b/WD/WORD FILES/D26DCE173-Practical-11.docx
@@ -5965,7 +5965,7 @@
                               <w:spacing w:val="-2"/>
                               <w:sz w:val="21"/>
                             </w:rPr>
-                            <w:t>ID-NO:-D26DCE152</w:t>
+                            <w:t>ID-NO:-D26DCE173</w:t>
                           </w:r>
                         </w:p>
                       </w:txbxContent>
@@ -6005,7 +6005,7 @@
                         <w:spacing w:val="-2"/>
                         <w:sz w:val="21"/>
                       </w:rPr>
-                      <w:t>ID-NO:-D26DCE152</w:t>
+                      <w:t>ID-NO:-D26DCE173</w:t>
                     </w:r>
                   </w:p>
                 </w:txbxContent>
